--- a/ESP32_WROOM_32_TFT1.8ST7765_Adafruit_Lib/ESP32_WROOM_32_TFT1.8ST7765_Adafruit_Lib.docx
+++ b/ESP32_WROOM_32_TFT1.8ST7765_Adafruit_Lib/ESP32_WROOM_32_TFT1.8ST7765_Adafruit_Lib.docx
@@ -840,6 +840,8 @@
         </w:rPr>
         <w:t>: Chip Select</w:t>
       </w:r>
+      <w:bookmarkStart w:id="0" w:name="_GoBack"/>
+      <w:bookmarkEnd w:id="0"/>
     </w:p>
     <w:p>
       <w:pPr>
@@ -1154,6 +1156,15 @@
                 <w:lang w:val="vi-VN"/>
               </w:rPr>
             </w:pPr>
+            <w:r>
+              <w:rPr>
+                <w:rFonts w:ascii="Arial" w:eastAsia="Times New Roman" w:hAnsi="Arial" w:cs="Arial"/>
+                <w:noProof/>
+                <w:sz w:val="24"/>
+                <w:szCs w:val="24"/>
+              </w:rPr>
+              <w:t xml:space="preserve">3.3V / </w:t>
+            </w:r>
             <w:r>
               <w:rPr>
                 <w:rFonts w:ascii="Arial" w:eastAsia="Times New Roman" w:hAnsi="Arial" w:cs="Arial"/>
@@ -1551,8 +1562,6 @@
               </w:rPr>
               <w:t xml:space="preserve"> (A0)</w:t>
             </w:r>
-            <w:bookmarkStart w:id="0" w:name="_GoBack"/>
-            <w:bookmarkEnd w:id="0"/>
           </w:p>
         </w:tc>
         <w:tc>
